--- a/TheorynCoding/Study Material/Java Overall/Java Overall/Quick Java/oza sir/Study This/study material/Other/Design Pattern/CREATIONAL PATTERNS/Abstract Factory.docx
+++ b/TheorynCoding/Study Material/Java Overall/Java Overall/Quick Java/oza sir/Study This/study material/Other/Design Pattern/CREATIONAL PATTERNS/Abstract Factory.docx
@@ -86,6 +86,7 @@
           <w:bCs/>
           <w:sz w:val="24"/>
           <w:szCs w:val="24"/>
+          <w:highlight w:val="yellow"/>
           <w:lang w:eastAsia="en-IN"/>
         </w:rPr>
         <w:t>Abstract Factory creates families of related objects without specifying their concrete classes.</w:t>
@@ -108,7 +109,18 @@
           <w:szCs w:val="24"/>
           <w:lang w:eastAsia="en-IN"/>
         </w:rPr>
-        <w:t>This sounds complicated, but the idea is actually simple.</w:t>
+        <w:t>This sounds complicated, but the i</w:t>
+      </w:r>
+      <w:bookmarkStart w:id="0" w:name="_GoBack"/>
+      <w:bookmarkEnd w:id="0"/>
+      <w:r>
+        <w:rPr>
+          <w:rFonts w:ascii="Times New Roman" w:eastAsia="Times New Roman" w:hAnsi="Times New Roman" w:cs="Times New Roman"/>
+          <w:sz w:val="24"/>
+          <w:szCs w:val="24"/>
+          <w:lang w:eastAsia="en-IN"/>
+        </w:rPr>
+        <w:t>dea is actually simple.</w:t>
       </w:r>
     </w:p>
     <w:p>
@@ -13217,8 +13229,6 @@
           <w:lang w:eastAsia="en-IN"/>
         </w:rPr>
       </w:pPr>
-      <w:bookmarkStart w:id="0" w:name="_GoBack"/>
-      <w:bookmarkEnd w:id="0"/>
     </w:p>
     <w:p/>
     <w:sectPr>
